--- a/resources/form_templates/ley_47_25/Formulario-Beneficiario-simple-final.docx
+++ b/resources/form_templates/ley_47_25/Formulario-Beneficiario-simple-final.docx
@@ -12353,7 +12353,7 @@
           <w:spacing w:val="-4"/>
           <w:w w:val="105"/>
         </w:rPr>
-        <w:t xml:space="preserve">[Firma del gerente de su empresa]</w:t>
+        <w:t xml:space="preserve">${img_firma}</w:t>
       </w:r>
       <w:r>
         <w:rPr>

--- a/resources/form_templates/ley_47_25/Formulario-Beneficiario-simple-final.docx
+++ b/resources/form_templates/ley_47_25/Formulario-Beneficiario-simple-final.docx
@@ -12924,6 +12924,17 @@
       <w:pgMar w:top="1680" w:right="0" w:bottom="280" w:left="0" w:header="403" w:footer="0" w:gutter="0"/>
       <w:cols w:space="720"/>
     </w:sectPr>
+    <w:p>
+      <w:pPr>
+        <w:jc w:val="center"/>
+      </w:pPr>
+      <w:r>
+        <w:rPr>
+          <w:sz w:val="20"/>
+        </w:rPr>
+        <w:t>${img_sello}</w:t>
+      </w:r>
+    </w:p>
   </w:body>
 </w:document>
 </file>

--- a/resources/form_templates/ley_47_25/Formulario-Beneficiario-simple-final.docx
+++ b/resources/form_templates/ley_47_25/Formulario-Beneficiario-simple-final.docx
@@ -12337,33 +12337,50 @@
         </mc:AlternateContent>
       </w:r>
     </w:p>
-    <w:p>
-      <w:pPr>
-        <w:pStyle w:val="BodyText"/>
-        <w:tabs>
-          <w:tab w:val="left" w:pos="6663"/>
-        </w:tabs>
-        <w:spacing w:before="63"/>
-        <w:ind w:left="16"/>
+    <w:tbl>
+      <w:tblPr>
+        <w:tblW w:w="0" w:type="auto"/>
+        <w:tblBorders>
+          <w:top w:val="none" w:sz="0" w:space="0" w:color="auto"/>
+          <w:left w:val="none" w:sz="0" w:space="0" w:color="auto"/>
+          <w:bottom w:val="none" w:sz="0" w:space="0" w:color="auto"/>
+          <w:right w:val="none" w:sz="0" w:space="0" w:color="auto"/>
+          <w:insideH w:val="none" w:sz="0" w:space="0" w:color="auto"/>
+          <w:insideV w:val="none" w:sz="0" w:space="0" w:color="auto"/>
+        </w:tblBorders>
         <w:jc w:val="center"/>
-      </w:pPr>
-      <w:proofErr w:type="gramStart"/>
-      <w:r>
-        <w:rPr>
-          <w:spacing w:val="-4"/>
-          <w:w w:val="105"/>
-        </w:rPr>
-        <w:t xml:space="preserve">${img_firma}</w:t>
-      </w:r>
-      <w:r>
-        <w:rPr>
-          <w:spacing w:val="-4"/>
-          <w:w w:val="105"/>
-        </w:rPr>
-        <w:tab/>
-        <w:t xml:space="preserve">18/03/2026</w:t>
-      </w:r>
-    </w:p>
+      </w:tblPr>
+      <w:tr>
+        <w:tc>
+          <w:tcPr>
+            <w:tcW w:w="4800" w:type="dxa"/>
+            <w:vAlign w:val="bottom"/>
+          </w:tcPr>
+          <w:p>
+            <w:pPr>
+              <w:jc w:val="center"/>
+            </w:pPr>
+            <w:r>
+              <w:t>${img_firma}</w:t>
+            </w:r>
+          </w:p>
+        </w:tc>
+        <w:tc>
+          <w:tcPr>
+            <w:tcW w:w="4800" w:type="dxa"/>
+            <w:vAlign w:val="bottom"/>
+          </w:tcPr>
+          <w:p>
+            <w:pPr>
+              <w:jc w:val="center"/>
+            </w:pPr>
+            <w:r>
+              <w:t>${img_sello}</w:t>
+            </w:r>
+          </w:p>
+        </w:tc>
+      </w:tr>
+    </w:tbl>
     <w:p>
       <w:pPr>
         <w:spacing w:before="128" w:line="213" w:lineRule="exact"/>
@@ -12924,17 +12941,6 @@
       <w:pgMar w:top="1680" w:right="0" w:bottom="280" w:left="0" w:header="403" w:footer="0" w:gutter="0"/>
       <w:cols w:space="720"/>
     </w:sectPr>
-    <w:p>
-      <w:pPr>
-        <w:jc w:val="center"/>
-      </w:pPr>
-      <w:r>
-        <w:rPr>
-          <w:sz w:val="20"/>
-        </w:rPr>
-        <w:t>${img_sello}</w:t>
-      </w:r>
-    </w:p>
   </w:body>
 </w:document>
 </file>

--- a/resources/form_templates/ley_47_25/Formulario-Beneficiario-simple-final.docx
+++ b/resources/form_templates/ley_47_25/Formulario-Beneficiario-simple-final.docx
@@ -7523,7 +7523,7 @@
         <w:rPr>
           <w:w w:val="105"/>
         </w:rPr>
-        <w:t xml:space="preserve">número 402-1119954-8, en</w:t>
+        <w:t xml:space="preserve">número ${rep_cedula}, en</w:t>
       </w:r>
       <w:r>
         <w:rPr>
